--- a/dashboard/public/templates/phieu_trinh_ky_ho_so_van_ban_template.docx
+++ b/dashboard/public/templates/phieu_trinh_ky_ho_so_van_ban_template.docx
@@ -344,7 +344,7 @@
                 <w:sz w:val="26"/>
                 <w:szCs w:val="26"/>
               </w:rPr>
-              <w:t>Đơn</w:t>
+              <w:t>Phòng</w:t>
             </w:r>
             <w:proofErr w:type="spellEnd"/>
             <w:r>
@@ -364,7 +364,7 @@
                 <w:sz w:val="26"/>
                 <w:szCs w:val="26"/>
               </w:rPr>
-              <w:t>vị</w:t>
+              <w:t>ban</w:t>
             </w:r>
             <w:proofErr w:type="spellEnd"/>
           </w:p>
@@ -633,7 +633,7 @@
                       <w:sz w:val="24"/>
                       <w:szCs w:val="24"/>
                     </w:rPr>
-                    <w:t>Chủ</w:t>
+                    <w:t>Đối</w:t>
                   </w:r>
                   <w:proofErr w:type="spellEnd"/>
                   <w:r>
@@ -653,7 +653,7 @@
                       <w:sz w:val="24"/>
                       <w:szCs w:val="24"/>
                     </w:rPr>
-                    <w:t>đầu</w:t>
+                    <w:t>tác</w:t>
                   </w:r>
                   <w:proofErr w:type="spellEnd"/>
                   <w:r>
@@ -673,7 +673,7 @@
                       <w:sz w:val="24"/>
                       <w:szCs w:val="24"/>
                     </w:rPr>
-                    <w:t>tư</w:t>
+                    <w:t/>
                   </w:r>
                   <w:proofErr w:type="spellEnd"/>
                   <w:r>
@@ -3368,6 +3368,29 @@
                 <w:szCs w:val="26"/>
               </w:rPr>
             </w:pPr>
+          </w:p>
+          <w:p>
+            <w:pPr>
+              <w:spacing w:before="40" w:after="40" w:line="240" w:lineRule="auto"/>
+              <w:jc w:val="center"/>
+              <w:rPr>
+                <w:rFonts w:ascii="Myriad Pro" w:hAnsi="Myriad Pro"/>
+                <w:color w:val="002060"/>
+                <w:sz w:val="26"/>
+                <w:szCs w:val="26"/>
+              </w:rPr>
+            </w:pPr>
+            <w:r>
+              <w:rPr>
+                <w:rFonts w:ascii="Myriad Pro" w:hAnsi="Myriad Pro"/>
+                <w:b/>
+                <w:bCs/>
+                <w:color w:val="002060"/>
+                <w:sz w:val="26"/>
+                <w:szCs w:val="26"/>
+              </w:rPr>
+              <w:t>{nguoiTrinh}</w:t>
+            </w:r>
           </w:p>
         </w:tc>
         <w:tc>
